--- a/docs/cr-47155/CR47155_01_BRD.docx
+++ b/docs/cr-47155/CR47155_01_BRD.docx
@@ -1102,7 +1102,7 @@
               <w:rPr>
                 <w:sz w:val="19"/>
               </w:rPr>
-              <w:t>Kotlin 2.4.21 and Compose Multiplatform 1.12.2 in the released app</w:t>
+              <w:t>Kotlin 2.4.21 and Compose Multiplatform 1.11.1 in the released app</w:t>
             </w:r>
           </w:p>
         </w:tc>
